--- a/output/quotes/BG-2026-0003_bien-ban-nhan-hang.docx
+++ b/output/quotes/BG-2026-0003_bien-ban-nhan-hang.docx
@@ -23,7 +23,7 @@
     </w:p>
     <w:p>
       <w:r>
-        <w:t>Hôm nay, ngày 18/05/2026, tại HN, chúng tôi gồm:</w:t>
+        <w:t>Hôm nay, ngày 03/06/2026, tại địa điểm giao hàng, chúng tôi gồm:</w:t>
       </w:r>
     </w:p>
     <w:p>
@@ -38,27 +38,17 @@
     </w:p>
     <w:p>
       <w:r>
-        <w:t>Đại diện: Lê Quang Anh    Chức vụ: Giám đốc</w:t>
+        <w:t>Đại diện: —    Chức vụ: Giám đốc</w:t>
       </w:r>
     </w:p>
     <w:p>
       <w:r>
-        <w:t>Địa chỉ: Số nhà 91, đường Vân Giang, Phường Hoa Lư, Tỉnh Ninh Bình, Việt Nam</w:t>
+        <w:t>Địa chỉ: —</w:t>
       </w:r>
     </w:p>
     <w:p>
       <w:r>
-        <w:t>Điện thoại: 0974904082</w:t>
-      </w:r>
-    </w:p>
-    <w:p>
-      <w:r>
-        <w:t>Số TK: 560061277 - Ngân hàng TMCP Việt Nam Thịnh Vượng</w:t>
-      </w:r>
-    </w:p>
-    <w:p>
-      <w:r>
-        <w:t>MST: 2701004623</w:t>
+        <w:t>Điện thoại: —</w:t>
       </w:r>
     </w:p>
     <w:p>
@@ -68,27 +58,22 @@
     </w:p>
     <w:p>
       <w:r>
-        <w:t>Tên: CTY TEST HD</w:t>
+        <w:t>Tên: Khách vãng lai</w:t>
       </w:r>
     </w:p>
     <w:p>
       <w:r>
-        <w:t>Đại diện: A    Chức vụ: GD</w:t>
+        <w:t xml:space="preserve">Đại diện: </w:t>
       </w:r>
     </w:p>
     <w:p>
       <w:r>
-        <w:t>Địa chỉ: HN</w:t>
+        <w:t>Địa chỉ: —</w:t>
       </w:r>
     </w:p>
     <w:p>
       <w:r>
         <w:t>Điện thoại: —</w:t>
-      </w:r>
-    </w:p>
-    <w:p>
-      <w:r>
-        <w:t>MST: 999888777</w:t>
       </w:r>
     </w:p>
     <w:p>
@@ -157,110 +142,6 @@
           <w:p>
             <w:r>
               <w:t>Ghi chú</w:t>
-            </w:r>
-          </w:p>
-        </w:tc>
-      </w:tr>
-      <w:tr>
-        <w:tc>
-          <w:tcPr>
-            <w:tcW w:type="dxa" w:w="1728"/>
-          </w:tcPr>
-          <w:p>
-            <w:r>
-              <w:t>1</w:t>
-            </w:r>
-          </w:p>
-        </w:tc>
-        <w:tc>
-          <w:tcPr>
-            <w:tcW w:type="dxa" w:w="1728"/>
-          </w:tcPr>
-          <w:p>
-            <w:r>
-              <w:t>DJI Action 4 Adventure Combo</w:t>
-            </w:r>
-          </w:p>
-        </w:tc>
-        <w:tc>
-          <w:tcPr>
-            <w:tcW w:type="dxa" w:w="1728"/>
-          </w:tcPr>
-          <w:p>
-            <w:r>
-              <w:t>cái</w:t>
-            </w:r>
-          </w:p>
-        </w:tc>
-        <w:tc>
-          <w:tcPr>
-            <w:tcW w:type="dxa" w:w="1728"/>
-          </w:tcPr>
-          <w:p>
-            <w:r>
-              <w:t>1</w:t>
-            </w:r>
-          </w:p>
-        </w:tc>
-        <w:tc>
-          <w:tcPr>
-            <w:tcW w:type="dxa" w:w="1728"/>
-          </w:tcPr>
-          <w:p>
-            <w:r>
-              <w:t>Mới, nguyên đai kiện</w:t>
-            </w:r>
-          </w:p>
-        </w:tc>
-      </w:tr>
-      <w:tr>
-        <w:tc>
-          <w:tcPr>
-            <w:tcW w:type="dxa" w:w="1728"/>
-          </w:tcPr>
-          <w:p>
-            <w:r>
-              <w:t>2</w:t>
-            </w:r>
-          </w:p>
-        </w:tc>
-        <w:tc>
-          <w:tcPr>
-            <w:tcW w:type="dxa" w:w="1728"/>
-          </w:tcPr>
-          <w:p>
-            <w:r>
-              <w:t>Samsung A53 6/128 Đen</w:t>
-            </w:r>
-          </w:p>
-        </w:tc>
-        <w:tc>
-          <w:tcPr>
-            <w:tcW w:type="dxa" w:w="1728"/>
-          </w:tcPr>
-          <w:p>
-            <w:r>
-              <w:t>cái</w:t>
-            </w:r>
-          </w:p>
-        </w:tc>
-        <w:tc>
-          <w:tcPr>
-            <w:tcW w:type="dxa" w:w="1728"/>
-          </w:tcPr>
-          <w:p>
-            <w:r>
-              <w:t>1</w:t>
-            </w:r>
-          </w:p>
-        </w:tc>
-        <w:tc>
-          <w:tcPr>
-            <w:tcW w:type="dxa" w:w="1728"/>
-          </w:tcPr>
-          <w:p>
-            <w:r>
-              <w:t>Mới, nguyên đai kiện</w:t>
             </w:r>
           </w:p>
         </w:tc>
